--- a/templates/execucao/sem_fiador.docx
+++ b/templates/execucao/sem_fiador.docx
@@ -159,92 +159,20 @@
         <w:rPr>
           <w:rFonts w:ascii="Libertinus Serif Display" w:hAnsi="Libertinus Serif Display"/>
         </w:rPr>
-        <w:t xml:space="preserve"> }}, e {{ Fiador }}, inscrito no CPF sob o nº {{ </w:t>
+        <w:t xml:space="preserve"> }}, pelas razões de fato e de direito a seguir expostas:</w:t>
       </w:r>
       <w:proofErr w:type="spellStart"/>
-      <w:r>
-        <w:rPr>
-          <w:rFonts w:ascii="Libertinus Serif Display" w:hAnsi="Libertinus Serif Display"/>
-        </w:rPr>
-        <w:t>fiador_cpf</w:t>
-      </w:r>
       <w:proofErr w:type="spellEnd"/>
-      <w:r>
-        <w:rPr>
-          <w:rFonts w:ascii="Libertinus Serif Display" w:hAnsi="Libertinus Serif Display"/>
-        </w:rPr>
-        <w:t xml:space="preserve"> }}, residente e domiciliado na {{ </w:t>
-      </w:r>
       <w:proofErr w:type="spellStart"/>
-      <w:r>
-        <w:rPr>
-          <w:rFonts w:ascii="Libertinus Serif Display" w:hAnsi="Libertinus Serif Display"/>
-        </w:rPr>
-        <w:t>fiador_endereco</w:t>
-      </w:r>
       <w:proofErr w:type="spellEnd"/>
-      <w:r>
-        <w:rPr>
-          <w:rFonts w:ascii="Libertinus Serif Display" w:hAnsi="Libertinus Serif Display"/>
-        </w:rPr>
-        <w:t xml:space="preserve"> }}, nº {{ </w:t>
-      </w:r>
       <w:proofErr w:type="spellStart"/>
-      <w:r>
-        <w:rPr>
-          <w:rFonts w:ascii="Libertinus Serif Display" w:hAnsi="Libertinus Serif Display"/>
-        </w:rPr>
-        <w:t>fiador_num_endereco</w:t>
-      </w:r>
       <w:proofErr w:type="spellEnd"/>
-      <w:r>
-        <w:rPr>
-          <w:rFonts w:ascii="Libertinus Serif Display" w:hAnsi="Libertinus Serif Display"/>
-        </w:rPr>
-        <w:t xml:space="preserve"> }} – Bairro {{ </w:t>
-      </w:r>
       <w:proofErr w:type="spellStart"/>
-      <w:r>
-        <w:rPr>
-          <w:rFonts w:ascii="Libertinus Serif Display" w:hAnsi="Libertinus Serif Display"/>
-        </w:rPr>
-        <w:t>fiador_bairro</w:t>
-      </w:r>
       <w:proofErr w:type="spellEnd"/>
-      <w:r>
-        <w:rPr>
-          <w:rFonts w:ascii="Libertinus Serif Display" w:hAnsi="Libertinus Serif Display"/>
-        </w:rPr>
-        <w:t xml:space="preserve"> }} – {{ </w:t>
-      </w:r>
       <w:proofErr w:type="spellStart"/>
-      <w:r>
-        <w:rPr>
-          <w:rFonts w:ascii="Libertinus Serif Display" w:hAnsi="Libertinus Serif Display"/>
-        </w:rPr>
-        <w:t>fiador_uf</w:t>
-      </w:r>
       <w:proofErr w:type="spellEnd"/>
-      <w:r>
-        <w:rPr>
-          <w:rFonts w:ascii="Libertinus Serif Display" w:hAnsi="Libertinus Serif Display"/>
-        </w:rPr>
-        <w:t xml:space="preserve"> }}, CEP {{ </w:t>
-      </w:r>
       <w:proofErr w:type="spellStart"/>
-      <w:r>
-        <w:rPr>
-          <w:rFonts w:ascii="Libertinus Serif Display" w:hAnsi="Libertinus Serif Display"/>
-        </w:rPr>
-        <w:t>fiador_cep</w:t>
-      </w:r>
       <w:proofErr w:type="spellEnd"/>
-      <w:r>
-        <w:rPr>
-          <w:rFonts w:ascii="Libertinus Serif Display" w:hAnsi="Libertinus Serif Display"/>
-        </w:rPr>
-        <w:t xml:space="preserve"> }}, na qualidade de FIADOR(A)/AVALISTA, pelas razões de fato e de direito a seguir expostas:</w:t>
-      </w:r>
     </w:p>
     <w:p>
       <w:pPr>
